--- a/lessons/6-2/downloads/reveal/teacher/6.2-session-2-prerequisite-practice-a.docx
+++ b/lessons/6-2/downloads/reveal/teacher/6.2-session-2-prerequisite-practice-a.docx
@@ -15,10 +15,28 @@
         <w:rPr>
           <w:rFonts w:ascii="Avenir Next" w:hAnsi="Avenir Next" w:cs="Avenir Next" w:eastAsia="Avenir Next"/>
           <w:color w:val="1A1A1A"/>
+          <w:sz w:val="22"/>
+          <w:szCs w:val="20"/>
+        </w:rPr>
+        <w:t xml:space="preserve">Name</w:t>
+      </w:r>
+      <w:r>
+        <w:rPr>
+          <w:rFonts w:ascii="Avenir Next" w:hAnsi="Avenir Next" w:cs="Avenir Next" w:eastAsia="Avenir Next"/>
+          <w:color w:val="1A1A1A"/>
           <w:sz w:val="20"/>
           <w:szCs w:val="20"/>
         </w:rPr>
-        <w:t xml:space="preserve">Name</w:t>
+        <w:tab/>
+      </w:r>
+      <w:r>
+        <w:rPr>
+          <w:rFonts w:ascii="Avenir Next" w:hAnsi="Avenir Next" w:cs="Avenir Next" w:eastAsia="Avenir Next"/>
+          <w:color w:val="1A1A1A"/>
+          <w:sz w:val="22"/>
+          <w:szCs w:val="20"/>
+        </w:rPr>
+        <w:t xml:space="preserve">   Date</w:t>
       </w:r>
       <w:r>
         <w:rPr>
@@ -33,25 +51,7 @@
         <w:rPr>
           <w:rFonts w:ascii="Avenir Next" w:hAnsi="Avenir Next" w:cs="Avenir Next" w:eastAsia="Avenir Next"/>
           <w:color w:val="1A1A1A"/>
-          <w:sz w:val="20"/>
-          <w:szCs w:val="20"/>
-        </w:rPr>
-        <w:t xml:space="preserve">   Date</w:t>
-      </w:r>
-      <w:r>
-        <w:rPr>
-          <w:rFonts w:ascii="Avenir Next" w:hAnsi="Avenir Next" w:cs="Avenir Next" w:eastAsia="Avenir Next"/>
-          <w:color w:val="1A1A1A"/>
-          <w:sz w:val="20"/>
-          <w:szCs w:val="20"/>
-        </w:rPr>
-        <w:tab/>
-      </w:r>
-      <w:r>
-        <w:rPr>
-          <w:rFonts w:ascii="Avenir Next" w:hAnsi="Avenir Next" w:cs="Avenir Next" w:eastAsia="Avenir Next"/>
-          <w:color w:val="1A1A1A"/>
-          <w:sz w:val="20"/>
+          <w:sz w:val="22"/>
           <w:szCs w:val="20"/>
         </w:rPr>
         <w:t xml:space="preserve">   Period</w:t>
@@ -78,7 +78,7 @@
           <w:caps/>
           <w:color w:val="003A70"/>
           <w:spacing w:val="12"/>
-          <w:sz w:val="19"/>
+          <w:sz w:val="22"/>
           <w:szCs w:val="19"/>
         </w:rPr>
         <w:t xml:space="preserve">Lesson 6-2  ·  Session 2  ·  Prerequisite Practice A  ·  Skill 1 of 2</w:t>
@@ -86,6 +86,7 @@
     </w:p>
     <w:p>
       <w:pPr>
+        <w:pStyle w:val="Heading1"/>
         <w:keepNext/>
         <w:spacing w:before="0" w:after="10" w:line="240" w:lineRule="auto"/>
       </w:pPr>
@@ -111,7 +112,7 @@
         <w:rPr>
           <w:rFonts w:ascii="Avenir Next" w:hAnsi="Avenir Next" w:cs="Avenir Next" w:eastAsia="Avenir Next"/>
           <w:color w:val="5A5F66"/>
-          <w:sz w:val="17"/>
+          <w:sz w:val="22"/>
           <w:szCs w:val="17"/>
         </w:rPr>
         <w:t xml:space="preserve">Builds on Grade 4 · 4.NF.B.3</w:t>
@@ -154,6 +155,7 @@
           </w:tcPr>
           <w:p>
             <w:pPr>
+              <w:pStyle w:val="Heading2"/>
               <w:spacing w:before="0" w:after="0" w:line="252" w:lineRule="auto"/>
             </w:pPr>
             <w:r>
@@ -183,7 +185,7 @@
               <w:rPr>
                 <w:rFonts w:ascii="Avenir Next" w:hAnsi="Avenir Next" w:cs="Avenir Next" w:eastAsia="Avenir Next"/>
                 <w:color w:val="1A1A1A"/>
-                <w:sz w:val="20"/>
+                <w:sz w:val="22"/>
                 <w:szCs w:val="20"/>
               </w:rPr>
               <w:t xml:space="preserve">You will find 4 1/2 ÷ 3/4. First you write 4 1/2 as 9/2.</w:t>
@@ -203,6 +205,7 @@
           </w:tcPr>
           <w:p>
             <w:pPr>
+              <w:pStyle w:val="Heading2"/>
               <w:spacing w:before="0" w:after="0" w:line="252" w:lineRule="auto"/>
             </w:pPr>
             <w:r>
@@ -232,7 +235,7 @@
               <w:rPr>
                 <w:rFonts w:ascii="Avenir Next" w:hAnsi="Avenir Next" w:cs="Avenir Next" w:eastAsia="Avenir Next"/>
                 <w:color w:val="1A1A1A"/>
-                <w:sz w:val="20"/>
+                <w:sz w:val="22"/>
                 <w:szCs w:val="20"/>
               </w:rPr>
               <w:t xml:space="preserve">Write a mixed number as a fraction, like 2 1/3 = 7/3.  </w:t>
@@ -242,7 +245,7 @@
                 <w:rFonts w:ascii="Avenir Next" w:hAnsi="Avenir Next" w:cs="Avenir Next" w:eastAsia="Avenir Next"/>
                 <w:b/>
                 <w:color w:val="1A1A1A"/>
-                <w:sz w:val="20"/>
+                <w:sz w:val="22"/>
                 <w:szCs w:val="20"/>
               </w:rPr>
               <w:t xml:space="preserve">You will use it in Practice Form A, problems 1 and 2.</w:t>
@@ -253,6 +256,7 @@
     </w:tbl>
     <w:p>
       <w:pPr>
+        <w:pStyle w:val="Heading2"/>
         <w:keepNext/>
         <w:pBdr>
           <w:bottom w:val="single" w:sz="8" w:space="3" w:color="003A70"/>
@@ -268,7 +272,7 @@
           <w:b/>
           <w:color w:val="003A70"/>
           <w:spacing w:val="14"/>
-          <w:sz w:val="19"/>
+          <w:sz w:val="22"/>
           <w:szCs w:val="19"/>
         </w:rPr>
         <w:t xml:space="preserve">STEPS TO FOLLOW</w:t>
@@ -287,7 +291,7 @@
           <w:rFonts w:ascii="Avenir Next" w:hAnsi="Avenir Next" w:cs="Avenir Next" w:eastAsia="Avenir Next"/>
           <w:i/>
           <w:color w:val="5A5F66"/>
-          <w:sz w:val="17"/>
+          <w:sz w:val="22"/>
           <w:szCs w:val="17"/>
         </w:rPr>
         <w:t xml:space="preserve">use these same steps on every problem</w:t>
@@ -329,6 +333,7 @@
           </w:tcPr>
           <w:p>
             <w:pPr>
+              <w:pStyle w:val="Heading1"/>
               <w:spacing w:before="0" w:after="0" w:line="240" w:lineRule="auto"/>
               <w:jc w:val="center"/>
             </w:pPr>
@@ -358,7 +363,7 @@
                 <w:rFonts w:ascii="Avenir Next" w:hAnsi="Avenir Next" w:cs="Avenir Next" w:eastAsia="Avenir Next"/>
                 <w:b/>
                 <w:color w:val="1A1A1A"/>
-                <w:sz w:val="21"/>
+                <w:sz w:val="22"/>
                 <w:szCs w:val="21"/>
               </w:rPr>
               <w:t xml:space="preserve">Multiply</w:t>
@@ -367,7 +372,7 @@
               <w:rPr>
                 <w:rFonts w:ascii="Avenir Next" w:hAnsi="Avenir Next" w:cs="Avenir Next" w:eastAsia="Avenir Next"/>
                 <w:color w:val="1A1A1A"/>
-                <w:sz w:val="21"/>
+                <w:sz w:val="22"/>
                 <w:szCs w:val="21"/>
               </w:rPr>
               <w:t xml:space="preserve"> the whole number by the bottom number.</w:t>
@@ -386,6 +391,7 @@
           </w:tcPr>
           <w:p>
             <w:pPr>
+              <w:pStyle w:val="Heading1"/>
               <w:spacing w:before="0" w:after="0" w:line="240" w:lineRule="auto"/>
               <w:jc w:val="center"/>
             </w:pPr>
@@ -415,7 +421,7 @@
                 <w:rFonts w:ascii="Avenir Next" w:hAnsi="Avenir Next" w:cs="Avenir Next" w:eastAsia="Avenir Next"/>
                 <w:b/>
                 <w:color w:val="1A1A1A"/>
-                <w:sz w:val="21"/>
+                <w:sz w:val="22"/>
                 <w:szCs w:val="21"/>
               </w:rPr>
               <w:t xml:space="preserve">Add</w:t>
@@ -424,7 +430,7 @@
               <w:rPr>
                 <w:rFonts w:ascii="Avenir Next" w:hAnsi="Avenir Next" w:cs="Avenir Next" w:eastAsia="Avenir Next"/>
                 <w:color w:val="1A1A1A"/>
-                <w:sz w:val="21"/>
+                <w:sz w:val="22"/>
                 <w:szCs w:val="21"/>
               </w:rPr>
               <w:t xml:space="preserve"> the top number.</w:t>
@@ -443,6 +449,7 @@
           </w:tcPr>
           <w:p>
             <w:pPr>
+              <w:pStyle w:val="Heading1"/>
               <w:spacing w:before="0" w:after="0" w:line="240" w:lineRule="auto"/>
               <w:jc w:val="center"/>
             </w:pPr>
@@ -471,7 +478,7 @@
               <w:rPr>
                 <w:rFonts w:ascii="Avenir Next" w:hAnsi="Avenir Next" w:cs="Avenir Next" w:eastAsia="Avenir Next"/>
                 <w:color w:val="1A1A1A"/>
-                <w:sz w:val="21"/>
+                <w:sz w:val="22"/>
                 <w:szCs w:val="21"/>
               </w:rPr>
               <w:t xml:space="preserve">Write the sum </w:t>
@@ -481,7 +488,7 @@
                 <w:rFonts w:ascii="Avenir Next" w:hAnsi="Avenir Next" w:cs="Avenir Next" w:eastAsia="Avenir Next"/>
                 <w:b/>
                 <w:color w:val="1A1A1A"/>
-                <w:sz w:val="21"/>
+                <w:sz w:val="22"/>
                 <w:szCs w:val="21"/>
               </w:rPr>
               <w:t xml:space="preserve">over</w:t>
@@ -490,7 +497,7 @@
               <w:rPr>
                 <w:rFonts w:ascii="Avenir Next" w:hAnsi="Avenir Next" w:cs="Avenir Next" w:eastAsia="Avenir Next"/>
                 <w:color w:val="1A1A1A"/>
-                <w:sz w:val="21"/>
+                <w:sz w:val="22"/>
                 <w:szCs w:val="21"/>
               </w:rPr>
               <w:t xml:space="preserve"> the bottom number.</w:t>
@@ -501,6 +508,7 @@
     </w:tbl>
     <w:p>
       <w:pPr>
+        <w:pStyle w:val="Heading2"/>
         <w:keepNext/>
         <w:pBdr>
           <w:bottom w:val="single" w:sz="8" w:space="3" w:color="003A70"/>
@@ -516,7 +524,7 @@
           <w:b/>
           <w:color w:val="003A70"/>
           <w:spacing w:val="14"/>
-          <w:sz w:val="19"/>
+          <w:sz w:val="22"/>
           <w:szCs w:val="19"/>
         </w:rPr>
         <w:t xml:space="preserve">WATCH ME</w:t>
@@ -535,7 +543,7 @@
           <w:rFonts w:ascii="Avenir Next" w:hAnsi="Avenir Next" w:cs="Avenir Next" w:eastAsia="Avenir Next"/>
           <w:i/>
           <w:color w:val="5A5F66"/>
-          <w:sz w:val="17"/>
+          <w:sz w:val="22"/>
           <w:szCs w:val="17"/>
         </w:rPr>
         <w:t xml:space="preserve">the steps in action</w:t>
@@ -550,7 +558,7 @@
           <w:rFonts w:ascii="Avenir Next" w:hAnsi="Avenir Next" w:cs="Avenir Next" w:eastAsia="Avenir Next"/>
           <w:b/>
           <w:color w:val="1A1A1A"/>
-          <w:sz w:val="21"/>
+          <w:sz w:val="22"/>
           <w:szCs w:val="21"/>
         </w:rPr>
         <w:t xml:space="preserve">Write 2 1/3 as a fraction.</w:t>
@@ -569,25 +577,25 @@
           <w:rFonts w:ascii="Avenir Next" w:hAnsi="Avenir Next" w:cs="Avenir Next" w:eastAsia="Avenir Next"/>
           <w:b/>
           <w:color w:val="003A70"/>
+          <w:sz w:val="22"/>
+          <w:szCs w:val="19"/>
+        </w:rPr>
+        <w:t xml:space="preserve">Step 1</w:t>
+      </w:r>
+      <w:r>
+        <w:rPr>
+          <w:rFonts w:ascii="Avenir Next" w:hAnsi="Avenir Next" w:cs="Avenir Next" w:eastAsia="Avenir Next"/>
+          <w:color w:val="1A1A1A"/>
           <w:sz w:val="19"/>
           <w:szCs w:val="19"/>
         </w:rPr>
-        <w:t xml:space="preserve">Step 1</w:t>
-      </w:r>
-      <w:r>
-        <w:rPr>
-          <w:rFonts w:ascii="Avenir Next" w:hAnsi="Avenir Next" w:cs="Avenir Next" w:eastAsia="Avenir Next"/>
-          <w:color w:val="1A1A1A"/>
-          <w:sz w:val="19"/>
-          <w:szCs w:val="19"/>
-        </w:rPr>
         <w:tab/>
       </w:r>
       <w:r>
         <w:rPr>
           <w:rFonts w:ascii="Avenir Next" w:hAnsi="Avenir Next" w:cs="Avenir Next" w:eastAsia="Avenir Next"/>
           <w:color w:val="1A1A1A"/>
-          <w:sz w:val="21"/>
+          <w:sz w:val="22"/>
           <w:szCs w:val="21"/>
         </w:rPr>
         <w:t xml:space="preserve">2 × 3 = 6.</w:t>
@@ -606,25 +614,25 @@
           <w:rFonts w:ascii="Avenir Next" w:hAnsi="Avenir Next" w:cs="Avenir Next" w:eastAsia="Avenir Next"/>
           <w:b/>
           <w:color w:val="003A70"/>
+          <w:sz w:val="22"/>
+          <w:szCs w:val="19"/>
+        </w:rPr>
+        <w:t xml:space="preserve">Step 2</w:t>
+      </w:r>
+      <w:r>
+        <w:rPr>
+          <w:rFonts w:ascii="Avenir Next" w:hAnsi="Avenir Next" w:cs="Avenir Next" w:eastAsia="Avenir Next"/>
+          <w:color w:val="1A1A1A"/>
           <w:sz w:val="19"/>
           <w:szCs w:val="19"/>
         </w:rPr>
-        <w:t xml:space="preserve">Step 2</w:t>
-      </w:r>
-      <w:r>
-        <w:rPr>
-          <w:rFonts w:ascii="Avenir Next" w:hAnsi="Avenir Next" w:cs="Avenir Next" w:eastAsia="Avenir Next"/>
-          <w:color w:val="1A1A1A"/>
-          <w:sz w:val="19"/>
-          <w:szCs w:val="19"/>
-        </w:rPr>
         <w:tab/>
       </w:r>
       <w:r>
         <w:rPr>
           <w:rFonts w:ascii="Avenir Next" w:hAnsi="Avenir Next" w:cs="Avenir Next" w:eastAsia="Avenir Next"/>
           <w:color w:val="1A1A1A"/>
-          <w:sz w:val="21"/>
+          <w:sz w:val="22"/>
           <w:szCs w:val="21"/>
         </w:rPr>
         <w:t xml:space="preserve">6 + 1 = 7.</w:t>
@@ -643,25 +651,25 @@
           <w:rFonts w:ascii="Avenir Next" w:hAnsi="Avenir Next" w:cs="Avenir Next" w:eastAsia="Avenir Next"/>
           <w:b/>
           <w:color w:val="003A70"/>
+          <w:sz w:val="22"/>
+          <w:szCs w:val="19"/>
+        </w:rPr>
+        <w:t xml:space="preserve">Step 3</w:t>
+      </w:r>
+      <w:r>
+        <w:rPr>
+          <w:rFonts w:ascii="Avenir Next" w:hAnsi="Avenir Next" w:cs="Avenir Next" w:eastAsia="Avenir Next"/>
+          <w:color w:val="1A1A1A"/>
           <w:sz w:val="19"/>
           <w:szCs w:val="19"/>
         </w:rPr>
-        <w:t xml:space="preserve">Step 3</w:t>
-      </w:r>
-      <w:r>
-        <w:rPr>
-          <w:rFonts w:ascii="Avenir Next" w:hAnsi="Avenir Next" w:cs="Avenir Next" w:eastAsia="Avenir Next"/>
-          <w:color w:val="1A1A1A"/>
-          <w:sz w:val="19"/>
-          <w:szCs w:val="19"/>
-        </w:rPr>
         <w:tab/>
       </w:r>
       <w:r>
         <w:rPr>
           <w:rFonts w:ascii="Avenir Next" w:hAnsi="Avenir Next" w:cs="Avenir Next" w:eastAsia="Avenir Next"/>
           <w:color w:val="1A1A1A"/>
-          <w:sz w:val="21"/>
+          <w:sz w:val="22"/>
           <w:szCs w:val="21"/>
         </w:rPr>
         <w:t xml:space="preserve">7/3.</w:t>
@@ -680,18 +688,18 @@
           <w:rFonts w:ascii="Avenir Next" w:hAnsi="Avenir Next" w:cs="Avenir Next" w:eastAsia="Avenir Next"/>
           <w:b/>
           <w:color w:val="1A1A1A"/>
+          <w:sz w:val="22"/>
+          <w:szCs w:val="21"/>
+        </w:rPr>
+        <w:t xml:space="preserve">Answer</w:t>
+      </w:r>
+      <w:r>
+        <w:rPr>
+          <w:rFonts w:ascii="Avenir Next" w:hAnsi="Avenir Next" w:cs="Avenir Next" w:eastAsia="Avenir Next"/>
+          <w:color w:val="1A1A1A"/>
           <w:sz w:val="21"/>
           <w:szCs w:val="21"/>
         </w:rPr>
-        <w:t xml:space="preserve">Answer</w:t>
-      </w:r>
-      <w:r>
-        <w:rPr>
-          <w:rFonts w:ascii="Avenir Next" w:hAnsi="Avenir Next" w:cs="Avenir Next" w:eastAsia="Avenir Next"/>
-          <w:color w:val="1A1A1A"/>
-          <w:sz w:val="21"/>
-          <w:szCs w:val="21"/>
-        </w:rPr>
         <w:tab/>
       </w:r>
       <w:r>
@@ -699,7 +707,7 @@
           <w:rFonts w:ascii="Avenir Next" w:hAnsi="Avenir Next" w:cs="Avenir Next" w:eastAsia="Avenir Next"/>
           <w:b/>
           <w:color w:val="1A1A1A"/>
-          <w:sz w:val="21"/>
+          <w:sz w:val="22"/>
           <w:szCs w:val="21"/>
         </w:rPr>
         <w:t xml:space="preserve">2 1/3 = 7/3</w:t>
@@ -707,6 +715,7 @@
     </w:p>
     <w:p>
       <w:pPr>
+        <w:pStyle w:val="Heading2"/>
         <w:keepNext/>
         <w:pBdr>
           <w:bottom w:val="single" w:sz="8" w:space="3" w:color="003A70"/>
@@ -722,7 +731,7 @@
           <w:b/>
           <w:color w:val="003A70"/>
           <w:spacing w:val="14"/>
-          <w:sz w:val="19"/>
+          <w:sz w:val="22"/>
           <w:szCs w:val="19"/>
         </w:rPr>
         <w:t xml:space="preserve">TRY IT WITH HELP</w:t>
@@ -741,7 +750,7 @@
           <w:rFonts w:ascii="Avenir Next" w:hAnsi="Avenir Next" w:cs="Avenir Next" w:eastAsia="Avenir Next"/>
           <w:i/>
           <w:color w:val="5A5F66"/>
-          <w:sz w:val="17"/>
+          <w:sz w:val="22"/>
           <w:szCs w:val="17"/>
         </w:rPr>
         <w:t xml:space="preserve">fill in each step</w:t>
@@ -799,25 +808,25 @@
           <w:rFonts w:ascii="Avenir Next" w:hAnsi="Avenir Next" w:cs="Avenir Next" w:eastAsia="Avenir Next"/>
           <w:b/>
           <w:color w:val="003A70"/>
+          <w:sz w:val="22"/>
+          <w:szCs w:val="18"/>
+        </w:rPr>
+        <w:t xml:space="preserve">Step 1</w:t>
+      </w:r>
+      <w:r>
+        <w:rPr>
+          <w:rFonts w:ascii="Avenir Next" w:hAnsi="Avenir Next" w:cs="Avenir Next" w:eastAsia="Avenir Next"/>
+          <w:color w:val="1A1A1A"/>
           <w:sz w:val="18"/>
           <w:szCs w:val="18"/>
         </w:rPr>
-        <w:t xml:space="preserve">Step 1</w:t>
-      </w:r>
-      <w:r>
-        <w:rPr>
-          <w:rFonts w:ascii="Avenir Next" w:hAnsi="Avenir Next" w:cs="Avenir Next" w:eastAsia="Avenir Next"/>
-          <w:color w:val="1A1A1A"/>
-          <w:sz w:val="18"/>
-          <w:szCs w:val="18"/>
-        </w:rPr>
         <w:tab/>
       </w:r>
       <w:r>
         <w:rPr>
           <w:rFonts w:ascii="Avenir Next" w:hAnsi="Avenir Next" w:cs="Avenir Next" w:eastAsia="Avenir Next"/>
           <w:color w:val="1A1A1A"/>
-          <w:sz w:val="21"/>
+          <w:sz w:val="22"/>
           <w:szCs w:val="21"/>
         </w:rPr>
         <w:t xml:space="preserve">4 × 2 = </w:t>
@@ -847,18 +856,18 @@
           <w:rFonts w:ascii="Avenir Next" w:hAnsi="Avenir Next" w:cs="Avenir Next" w:eastAsia="Avenir Next"/>
           <w:b/>
           <w:color w:val="003A70"/>
+          <w:sz w:val="22"/>
+          <w:szCs w:val="18"/>
+        </w:rPr>
+        <w:t xml:space="preserve">Step 2</w:t>
+      </w:r>
+      <w:r>
+        <w:rPr>
+          <w:rFonts w:ascii="Avenir Next" w:hAnsi="Avenir Next" w:cs="Avenir Next" w:eastAsia="Avenir Next"/>
+          <w:color w:val="1A1A1A"/>
           <w:sz w:val="18"/>
           <w:szCs w:val="18"/>
         </w:rPr>
-        <w:t xml:space="preserve">Step 2</w:t>
-      </w:r>
-      <w:r>
-        <w:rPr>
-          <w:rFonts w:ascii="Avenir Next" w:hAnsi="Avenir Next" w:cs="Avenir Next" w:eastAsia="Avenir Next"/>
-          <w:color w:val="1A1A1A"/>
-          <w:sz w:val="18"/>
-          <w:szCs w:val="18"/>
-        </w:rPr>
         <w:tab/>
       </w:r>
       <w:r>
@@ -875,7 +884,7 @@
         <w:rPr>
           <w:rFonts w:ascii="Avenir Next" w:hAnsi="Avenir Next" w:cs="Avenir Next" w:eastAsia="Avenir Next"/>
           <w:color w:val="1A1A1A"/>
-          <w:sz w:val="21"/>
+          <w:sz w:val="22"/>
           <w:szCs w:val="21"/>
         </w:rPr>
         <w:t xml:space="preserve"> + 1 = </w:t>
@@ -905,35 +914,35 @@
           <w:rFonts w:ascii="Avenir Next" w:hAnsi="Avenir Next" w:cs="Avenir Next" w:eastAsia="Avenir Next"/>
           <w:b/>
           <w:color w:val="003A70"/>
+          <w:sz w:val="22"/>
+          <w:szCs w:val="18"/>
+        </w:rPr>
+        <w:t xml:space="preserve">Step 3</w:t>
+      </w:r>
+      <w:r>
+        <w:rPr>
+          <w:rFonts w:ascii="Avenir Next" w:hAnsi="Avenir Next" w:cs="Avenir Next" w:eastAsia="Avenir Next"/>
+          <w:color w:val="1A1A1A"/>
           <w:sz w:val="18"/>
           <w:szCs w:val="18"/>
         </w:rPr>
-        <w:t xml:space="preserve">Step 3</w:t>
-      </w:r>
-      <w:r>
-        <w:rPr>
-          <w:rFonts w:ascii="Avenir Next" w:hAnsi="Avenir Next" w:cs="Avenir Next" w:eastAsia="Avenir Next"/>
-          <w:color w:val="1A1A1A"/>
-          <w:sz w:val="18"/>
-          <w:szCs w:val="18"/>
-        </w:rPr>
         <w:tab/>
       </w:r>
       <w:r>
         <w:rPr>
           <w:rFonts w:ascii="Avenir Next" w:hAnsi="Avenir Next" w:cs="Avenir Next" w:eastAsia="Avenir Next"/>
           <w:color w:val="1A1A1A"/>
+          <w:sz w:val="22"/>
+          <w:szCs w:val="21"/>
+        </w:rPr>
+        <w:t xml:space="preserve">4 1/2 = </w:t>
+      </w:r>
+      <w:r>
+        <w:rPr>
+          <w:rFonts w:ascii="Avenir Next" w:hAnsi="Avenir Next" w:cs="Avenir Next" w:eastAsia="Avenir Next"/>
+          <w:color w:val="1A1A1A"/>
           <w:sz w:val="21"/>
           <w:szCs w:val="21"/>
-        </w:rPr>
-        <w:t xml:space="preserve">4 1/2 = </w:t>
-      </w:r>
-      <w:r>
-        <w:rPr>
-          <w:rFonts w:ascii="Avenir Next" w:hAnsi="Avenir Next" w:cs="Avenir Next" w:eastAsia="Avenir Next"/>
-          <w:color w:val="1A1A1A"/>
-          <w:sz w:val="21"/>
-          <w:szCs w:val="21"/>
           <w:u w:val="single"/>
         </w:rPr>
         <w:t xml:space="preserve">                </w:t>
@@ -942,7 +951,7 @@
         <w:rPr>
           <w:rFonts w:ascii="Avenir Next" w:hAnsi="Avenir Next" w:cs="Avenir Next" w:eastAsia="Avenir Next"/>
           <w:color w:val="1A1A1A"/>
-          <w:sz w:val="21"/>
+          <w:sz w:val="22"/>
           <w:szCs w:val="21"/>
         </w:rPr>
         <w:t xml:space="preserve">/2</w:t>
@@ -1005,25 +1014,25 @@
           <w:rFonts w:ascii="Avenir Next" w:hAnsi="Avenir Next" w:cs="Avenir Next" w:eastAsia="Avenir Next"/>
           <w:b/>
           <w:color w:val="003A70"/>
+          <w:sz w:val="22"/>
+          <w:szCs w:val="18"/>
+        </w:rPr>
+        <w:t xml:space="preserve">Step 1</w:t>
+      </w:r>
+      <w:r>
+        <w:rPr>
+          <w:rFonts w:ascii="Avenir Next" w:hAnsi="Avenir Next" w:cs="Avenir Next" w:eastAsia="Avenir Next"/>
+          <w:color w:val="1A1A1A"/>
           <w:sz w:val="18"/>
           <w:szCs w:val="18"/>
         </w:rPr>
-        <w:t xml:space="preserve">Step 1</w:t>
-      </w:r>
-      <w:r>
-        <w:rPr>
-          <w:rFonts w:ascii="Avenir Next" w:hAnsi="Avenir Next" w:cs="Avenir Next" w:eastAsia="Avenir Next"/>
-          <w:color w:val="1A1A1A"/>
-          <w:sz w:val="18"/>
-          <w:szCs w:val="18"/>
-        </w:rPr>
         <w:tab/>
       </w:r>
       <w:r>
         <w:rPr>
           <w:rFonts w:ascii="Avenir Next" w:hAnsi="Avenir Next" w:cs="Avenir Next" w:eastAsia="Avenir Next"/>
           <w:color w:val="1A1A1A"/>
-          <w:sz w:val="21"/>
+          <w:sz w:val="22"/>
           <w:szCs w:val="21"/>
         </w:rPr>
         <w:t xml:space="preserve">3 × 4 = </w:t>
@@ -1053,18 +1062,18 @@
           <w:rFonts w:ascii="Avenir Next" w:hAnsi="Avenir Next" w:cs="Avenir Next" w:eastAsia="Avenir Next"/>
           <w:b/>
           <w:color w:val="003A70"/>
+          <w:sz w:val="22"/>
+          <w:szCs w:val="18"/>
+        </w:rPr>
+        <w:t xml:space="preserve">Step 2</w:t>
+      </w:r>
+      <w:r>
+        <w:rPr>
+          <w:rFonts w:ascii="Avenir Next" w:hAnsi="Avenir Next" w:cs="Avenir Next" w:eastAsia="Avenir Next"/>
+          <w:color w:val="1A1A1A"/>
           <w:sz w:val="18"/>
           <w:szCs w:val="18"/>
         </w:rPr>
-        <w:t xml:space="preserve">Step 2</w:t>
-      </w:r>
-      <w:r>
-        <w:rPr>
-          <w:rFonts w:ascii="Avenir Next" w:hAnsi="Avenir Next" w:cs="Avenir Next" w:eastAsia="Avenir Next"/>
-          <w:color w:val="1A1A1A"/>
-          <w:sz w:val="18"/>
-          <w:szCs w:val="18"/>
-        </w:rPr>
         <w:tab/>
       </w:r>
       <w:r>
@@ -1081,7 +1090,7 @@
         <w:rPr>
           <w:rFonts w:ascii="Avenir Next" w:hAnsi="Avenir Next" w:cs="Avenir Next" w:eastAsia="Avenir Next"/>
           <w:color w:val="1A1A1A"/>
-          <w:sz w:val="21"/>
+          <w:sz w:val="22"/>
           <w:szCs w:val="21"/>
         </w:rPr>
         <w:t xml:space="preserve"> + 3 = </w:t>
@@ -1111,35 +1120,35 @@
           <w:rFonts w:ascii="Avenir Next" w:hAnsi="Avenir Next" w:cs="Avenir Next" w:eastAsia="Avenir Next"/>
           <w:b/>
           <w:color w:val="003A70"/>
+          <w:sz w:val="22"/>
+          <w:szCs w:val="18"/>
+        </w:rPr>
+        <w:t xml:space="preserve">Step 3</w:t>
+      </w:r>
+      <w:r>
+        <w:rPr>
+          <w:rFonts w:ascii="Avenir Next" w:hAnsi="Avenir Next" w:cs="Avenir Next" w:eastAsia="Avenir Next"/>
+          <w:color w:val="1A1A1A"/>
           <w:sz w:val="18"/>
           <w:szCs w:val="18"/>
         </w:rPr>
-        <w:t xml:space="preserve">Step 3</w:t>
-      </w:r>
-      <w:r>
-        <w:rPr>
-          <w:rFonts w:ascii="Avenir Next" w:hAnsi="Avenir Next" w:cs="Avenir Next" w:eastAsia="Avenir Next"/>
-          <w:color w:val="1A1A1A"/>
-          <w:sz w:val="18"/>
-          <w:szCs w:val="18"/>
-        </w:rPr>
         <w:tab/>
       </w:r>
       <w:r>
         <w:rPr>
           <w:rFonts w:ascii="Avenir Next" w:hAnsi="Avenir Next" w:cs="Avenir Next" w:eastAsia="Avenir Next"/>
           <w:color w:val="1A1A1A"/>
+          <w:sz w:val="22"/>
+          <w:szCs w:val="21"/>
+        </w:rPr>
+        <w:t xml:space="preserve">3 3/4 = </w:t>
+      </w:r>
+      <w:r>
+        <w:rPr>
+          <w:rFonts w:ascii="Avenir Next" w:hAnsi="Avenir Next" w:cs="Avenir Next" w:eastAsia="Avenir Next"/>
+          <w:color w:val="1A1A1A"/>
           <w:sz w:val="21"/>
           <w:szCs w:val="21"/>
-        </w:rPr>
-        <w:t xml:space="preserve">3 3/4 = </w:t>
-      </w:r>
-      <w:r>
-        <w:rPr>
-          <w:rFonts w:ascii="Avenir Next" w:hAnsi="Avenir Next" w:cs="Avenir Next" w:eastAsia="Avenir Next"/>
-          <w:color w:val="1A1A1A"/>
-          <w:sz w:val="21"/>
-          <w:szCs w:val="21"/>
           <w:u w:val="single"/>
         </w:rPr>
         <w:t xml:space="preserve">                </w:t>
@@ -1148,7 +1157,7 @@
         <w:rPr>
           <w:rFonts w:ascii="Avenir Next" w:hAnsi="Avenir Next" w:cs="Avenir Next" w:eastAsia="Avenir Next"/>
           <w:color w:val="1A1A1A"/>
-          <w:sz w:val="21"/>
+          <w:sz w:val="22"/>
           <w:szCs w:val="21"/>
         </w:rPr>
         <w:t xml:space="preserve">/4</w:t>
@@ -1161,6 +1170,7 @@
     </w:p>
     <w:p>
       <w:pPr>
+        <w:pStyle w:val="Heading2"/>
         <w:keepNext/>
         <w:pBdr>
           <w:bottom w:val="single" w:sz="8" w:space="3" w:color="003A70"/>
@@ -1176,7 +1186,7 @@
           <w:b/>
           <w:color w:val="003A70"/>
           <w:spacing w:val="14"/>
-          <w:sz w:val="19"/>
+          <w:sz w:val="22"/>
           <w:szCs w:val="19"/>
         </w:rPr>
         <w:t xml:space="preserve">YOUR TURN</w:t>
@@ -1195,7 +1205,7 @@
           <w:rFonts w:ascii="Avenir Next" w:hAnsi="Avenir Next" w:cs="Avenir Next" w:eastAsia="Avenir Next"/>
           <w:i/>
           <w:color w:val="5A5F66"/>
-          <w:sz w:val="17"/>
+          <w:sz w:val="22"/>
           <w:szCs w:val="17"/>
         </w:rPr>
         <w:t xml:space="preserve">use the steps on your own</w:t>
@@ -1715,7 +1725,7 @@
           <w:caps/>
           <w:color w:val="003A70"/>
           <w:spacing w:val="12"/>
-          <w:sz w:val="19"/>
+          <w:sz w:val="22"/>
           <w:szCs w:val="19"/>
         </w:rPr>
         <w:t xml:space="preserve">Lesson 6-2  ·  Session 2  ·  Prerequisite Practice A  ·  Skill 2 of 2</w:t>
@@ -1723,6 +1733,7 @@
     </w:p>
     <w:p>
       <w:pPr>
+        <w:pStyle w:val="Heading1"/>
         <w:keepNext/>
         <w:spacing w:before="0" w:after="10" w:line="240" w:lineRule="auto"/>
       </w:pPr>
@@ -1748,7 +1759,7 @@
         <w:rPr>
           <w:rFonts w:ascii="Avenir Next" w:hAnsi="Avenir Next" w:cs="Avenir Next" w:eastAsia="Avenir Next"/>
           <w:color w:val="5A5F66"/>
-          <w:sz w:val="17"/>
+          <w:sz w:val="22"/>
           <w:szCs w:val="17"/>
         </w:rPr>
         <w:t xml:space="preserve">Builds on Grade 4 · 4.NF.B.3</w:t>
@@ -1791,6 +1802,7 @@
           </w:tcPr>
           <w:p>
             <w:pPr>
+              <w:pStyle w:val="Heading2"/>
               <w:spacing w:before="0" w:after="0" w:line="252" w:lineRule="auto"/>
             </w:pPr>
             <w:r>
@@ -1820,7 +1832,7 @@
               <w:rPr>
                 <w:rFonts w:ascii="Avenir Next" w:hAnsi="Avenir Next" w:cs="Avenir Next" w:eastAsia="Avenir Next"/>
                 <w:color w:val="1A1A1A"/>
-                <w:sz w:val="20"/>
+                <w:sz w:val="22"/>
                 <w:szCs w:val="20"/>
               </w:rPr>
               <w:t xml:space="preserve">You will find 5 1/2 ÷ 1 1/4 = 22/5. Then you write it as 4 2/5.</w:t>
@@ -1840,6 +1852,7 @@
           </w:tcPr>
           <w:p>
             <w:pPr>
+              <w:pStyle w:val="Heading2"/>
               <w:spacing w:before="0" w:after="0" w:line="252" w:lineRule="auto"/>
             </w:pPr>
             <w:r>
@@ -1869,7 +1882,7 @@
               <w:rPr>
                 <w:rFonts w:ascii="Avenir Next" w:hAnsi="Avenir Next" w:cs="Avenir Next" w:eastAsia="Avenir Next"/>
                 <w:color w:val="1A1A1A"/>
-                <w:sz w:val="20"/>
+                <w:sz w:val="22"/>
                 <w:szCs w:val="20"/>
               </w:rPr>
               <w:t xml:space="preserve">Write a fraction like 22/5 as a mixed number.  </w:t>
@@ -1879,7 +1892,7 @@
                 <w:rFonts w:ascii="Avenir Next" w:hAnsi="Avenir Next" w:cs="Avenir Next" w:eastAsia="Avenir Next"/>
                 <w:b/>
                 <w:color w:val="1A1A1A"/>
-                <w:sz w:val="20"/>
+                <w:sz w:val="22"/>
                 <w:szCs w:val="20"/>
               </w:rPr>
               <w:t xml:space="preserve">You will use it in Practice Form A, problem 1.</w:t>
@@ -1890,6 +1903,7 @@
     </w:tbl>
     <w:p>
       <w:pPr>
+        <w:pStyle w:val="Heading2"/>
         <w:keepNext/>
         <w:pBdr>
           <w:bottom w:val="single" w:sz="8" w:space="3" w:color="003A70"/>
@@ -1905,7 +1919,7 @@
           <w:b/>
           <w:color w:val="003A70"/>
           <w:spacing w:val="14"/>
-          <w:sz w:val="19"/>
+          <w:sz w:val="22"/>
           <w:szCs w:val="19"/>
         </w:rPr>
         <w:t xml:space="preserve">STEPS TO FOLLOW</w:t>
@@ -1924,7 +1938,7 @@
           <w:rFonts w:ascii="Avenir Next" w:hAnsi="Avenir Next" w:cs="Avenir Next" w:eastAsia="Avenir Next"/>
           <w:i/>
           <w:color w:val="5A5F66"/>
-          <w:sz w:val="17"/>
+          <w:sz w:val="22"/>
           <w:szCs w:val="17"/>
         </w:rPr>
         <w:t xml:space="preserve">use these same steps on every problem</w:t>
@@ -1966,6 +1980,7 @@
           </w:tcPr>
           <w:p>
             <w:pPr>
+              <w:pStyle w:val="Heading1"/>
               <w:spacing w:before="0" w:after="0" w:line="240" w:lineRule="auto"/>
               <w:jc w:val="center"/>
             </w:pPr>
@@ -1995,7 +2010,7 @@
                 <w:rFonts w:ascii="Avenir Next" w:hAnsi="Avenir Next" w:cs="Avenir Next" w:eastAsia="Avenir Next"/>
                 <w:b/>
                 <w:color w:val="1A1A1A"/>
-                <w:sz w:val="21"/>
+                <w:sz w:val="22"/>
                 <w:szCs w:val="21"/>
               </w:rPr>
               <w:t xml:space="preserve">Divide</w:t>
@@ -2004,7 +2019,7 @@
               <w:rPr>
                 <w:rFonts w:ascii="Avenir Next" w:hAnsi="Avenir Next" w:cs="Avenir Next" w:eastAsia="Avenir Next"/>
                 <w:color w:val="1A1A1A"/>
-                <w:sz w:val="21"/>
+                <w:sz w:val="22"/>
                 <w:szCs w:val="21"/>
               </w:rPr>
               <w:t xml:space="preserve"> the top by the bottom.</w:t>
@@ -2023,6 +2038,7 @@
           </w:tcPr>
           <w:p>
             <w:pPr>
+              <w:pStyle w:val="Heading1"/>
               <w:spacing w:before="0" w:after="0" w:line="240" w:lineRule="auto"/>
               <w:jc w:val="center"/>
             </w:pPr>
@@ -2051,7 +2067,7 @@
               <w:rPr>
                 <w:rFonts w:ascii="Avenir Next" w:hAnsi="Avenir Next" w:cs="Avenir Next" w:eastAsia="Avenir Next"/>
                 <w:color w:val="1A1A1A"/>
-                <w:sz w:val="21"/>
+                <w:sz w:val="22"/>
                 <w:szCs w:val="21"/>
               </w:rPr>
               <w:t xml:space="preserve">The quotient is the </w:t>
@@ -2061,7 +2077,7 @@
                 <w:rFonts w:ascii="Avenir Next" w:hAnsi="Avenir Next" w:cs="Avenir Next" w:eastAsia="Avenir Next"/>
                 <w:b/>
                 <w:color w:val="1A1A1A"/>
-                <w:sz w:val="21"/>
+                <w:sz w:val="22"/>
                 <w:szCs w:val="21"/>
               </w:rPr>
               <w:t xml:space="preserve">whole number</w:t>
@@ -2070,7 +2086,7 @@
               <w:rPr>
                 <w:rFonts w:ascii="Avenir Next" w:hAnsi="Avenir Next" w:cs="Avenir Next" w:eastAsia="Avenir Next"/>
                 <w:color w:val="1A1A1A"/>
-                <w:sz w:val="21"/>
+                <w:sz w:val="22"/>
                 <w:szCs w:val="21"/>
               </w:rPr>
               <w:t xml:space="preserve">.</w:t>
@@ -2089,6 +2105,7 @@
           </w:tcPr>
           <w:p>
             <w:pPr>
+              <w:pStyle w:val="Heading1"/>
               <w:spacing w:before="0" w:after="0" w:line="240" w:lineRule="auto"/>
               <w:jc w:val="center"/>
             </w:pPr>
@@ -2117,7 +2134,7 @@
               <w:rPr>
                 <w:rFonts w:ascii="Avenir Next" w:hAnsi="Avenir Next" w:cs="Avenir Next" w:eastAsia="Avenir Next"/>
                 <w:color w:val="1A1A1A"/>
-                <w:sz w:val="21"/>
+                <w:sz w:val="22"/>
                 <w:szCs w:val="21"/>
               </w:rPr>
               <w:t xml:space="preserve">The remainder goes </w:t>
@@ -2127,7 +2144,7 @@
                 <w:rFonts w:ascii="Avenir Next" w:hAnsi="Avenir Next" w:cs="Avenir Next" w:eastAsia="Avenir Next"/>
                 <w:b/>
                 <w:color w:val="1A1A1A"/>
-                <w:sz w:val="21"/>
+                <w:sz w:val="22"/>
                 <w:szCs w:val="21"/>
               </w:rPr>
               <w:t xml:space="preserve">over</w:t>
@@ -2136,7 +2153,7 @@
               <w:rPr>
                 <w:rFonts w:ascii="Avenir Next" w:hAnsi="Avenir Next" w:cs="Avenir Next" w:eastAsia="Avenir Next"/>
                 <w:color w:val="1A1A1A"/>
-                <w:sz w:val="21"/>
+                <w:sz w:val="22"/>
                 <w:szCs w:val="21"/>
               </w:rPr>
               <w:t xml:space="preserve"> the bottom number.</w:t>
@@ -2147,6 +2164,7 @@
     </w:tbl>
     <w:p>
       <w:pPr>
+        <w:pStyle w:val="Heading2"/>
         <w:keepNext/>
         <w:pBdr>
           <w:bottom w:val="single" w:sz="8" w:space="3" w:color="003A70"/>
@@ -2162,7 +2180,7 @@
           <w:b/>
           <w:color w:val="003A70"/>
           <w:spacing w:val="14"/>
-          <w:sz w:val="19"/>
+          <w:sz w:val="22"/>
           <w:szCs w:val="19"/>
         </w:rPr>
         <w:t xml:space="preserve">WATCH ME</w:t>
@@ -2181,7 +2199,7 @@
           <w:rFonts w:ascii="Avenir Next" w:hAnsi="Avenir Next" w:cs="Avenir Next" w:eastAsia="Avenir Next"/>
           <w:i/>
           <w:color w:val="5A5F66"/>
-          <w:sz w:val="17"/>
+          <w:sz w:val="22"/>
           <w:szCs w:val="17"/>
         </w:rPr>
         <w:t xml:space="preserve">the steps in action</w:t>
@@ -2196,7 +2214,7 @@
           <w:rFonts w:ascii="Avenir Next" w:hAnsi="Avenir Next" w:cs="Avenir Next" w:eastAsia="Avenir Next"/>
           <w:b/>
           <w:color w:val="1A1A1A"/>
-          <w:sz w:val="21"/>
+          <w:sz w:val="22"/>
           <w:szCs w:val="21"/>
         </w:rPr>
         <w:t xml:space="preserve">Write 22/5 as a mixed number.</w:t>
@@ -2215,25 +2233,25 @@
           <w:rFonts w:ascii="Avenir Next" w:hAnsi="Avenir Next" w:cs="Avenir Next" w:eastAsia="Avenir Next"/>
           <w:b/>
           <w:color w:val="003A70"/>
+          <w:sz w:val="22"/>
+          <w:szCs w:val="19"/>
+        </w:rPr>
+        <w:t xml:space="preserve">Step 1</w:t>
+      </w:r>
+      <w:r>
+        <w:rPr>
+          <w:rFonts w:ascii="Avenir Next" w:hAnsi="Avenir Next" w:cs="Avenir Next" w:eastAsia="Avenir Next"/>
+          <w:color w:val="1A1A1A"/>
           <w:sz w:val="19"/>
           <w:szCs w:val="19"/>
         </w:rPr>
-        <w:t xml:space="preserve">Step 1</w:t>
-      </w:r>
-      <w:r>
-        <w:rPr>
-          <w:rFonts w:ascii="Avenir Next" w:hAnsi="Avenir Next" w:cs="Avenir Next" w:eastAsia="Avenir Next"/>
-          <w:color w:val="1A1A1A"/>
-          <w:sz w:val="19"/>
-          <w:szCs w:val="19"/>
-        </w:rPr>
         <w:tab/>
       </w:r>
       <w:r>
         <w:rPr>
           <w:rFonts w:ascii="Avenir Next" w:hAnsi="Avenir Next" w:cs="Avenir Next" w:eastAsia="Avenir Next"/>
           <w:color w:val="1A1A1A"/>
-          <w:sz w:val="21"/>
+          <w:sz w:val="22"/>
           <w:szCs w:val="21"/>
         </w:rPr>
         <w:t xml:space="preserve">22 ÷ 5 = 4 R 2.</w:t>
@@ -2252,25 +2270,25 @@
           <w:rFonts w:ascii="Avenir Next" w:hAnsi="Avenir Next" w:cs="Avenir Next" w:eastAsia="Avenir Next"/>
           <w:b/>
           <w:color w:val="003A70"/>
+          <w:sz w:val="22"/>
+          <w:szCs w:val="19"/>
+        </w:rPr>
+        <w:t xml:space="preserve">Step 2</w:t>
+      </w:r>
+      <w:r>
+        <w:rPr>
+          <w:rFonts w:ascii="Avenir Next" w:hAnsi="Avenir Next" w:cs="Avenir Next" w:eastAsia="Avenir Next"/>
+          <w:color w:val="1A1A1A"/>
           <w:sz w:val="19"/>
           <w:szCs w:val="19"/>
         </w:rPr>
-        <w:t xml:space="preserve">Step 2</w:t>
-      </w:r>
-      <w:r>
-        <w:rPr>
-          <w:rFonts w:ascii="Avenir Next" w:hAnsi="Avenir Next" w:cs="Avenir Next" w:eastAsia="Avenir Next"/>
-          <w:color w:val="1A1A1A"/>
-          <w:sz w:val="19"/>
-          <w:szCs w:val="19"/>
-        </w:rPr>
         <w:tab/>
       </w:r>
       <w:r>
         <w:rPr>
           <w:rFonts w:ascii="Avenir Next" w:hAnsi="Avenir Next" w:cs="Avenir Next" w:eastAsia="Avenir Next"/>
           <w:color w:val="1A1A1A"/>
-          <w:sz w:val="21"/>
+          <w:sz w:val="22"/>
           <w:szCs w:val="21"/>
         </w:rPr>
         <w:t xml:space="preserve">The whole number is 4.</w:t>
@@ -2289,25 +2307,25 @@
           <w:rFonts w:ascii="Avenir Next" w:hAnsi="Avenir Next" w:cs="Avenir Next" w:eastAsia="Avenir Next"/>
           <w:b/>
           <w:color w:val="003A70"/>
+          <w:sz w:val="22"/>
+          <w:szCs w:val="19"/>
+        </w:rPr>
+        <w:t xml:space="preserve">Step 3</w:t>
+      </w:r>
+      <w:r>
+        <w:rPr>
+          <w:rFonts w:ascii="Avenir Next" w:hAnsi="Avenir Next" w:cs="Avenir Next" w:eastAsia="Avenir Next"/>
+          <w:color w:val="1A1A1A"/>
           <w:sz w:val="19"/>
           <w:szCs w:val="19"/>
         </w:rPr>
-        <w:t xml:space="preserve">Step 3</w:t>
-      </w:r>
-      <w:r>
-        <w:rPr>
-          <w:rFonts w:ascii="Avenir Next" w:hAnsi="Avenir Next" w:cs="Avenir Next" w:eastAsia="Avenir Next"/>
-          <w:color w:val="1A1A1A"/>
-          <w:sz w:val="19"/>
-          <w:szCs w:val="19"/>
-        </w:rPr>
         <w:tab/>
       </w:r>
       <w:r>
         <w:rPr>
           <w:rFonts w:ascii="Avenir Next" w:hAnsi="Avenir Next" w:cs="Avenir Next" w:eastAsia="Avenir Next"/>
           <w:color w:val="1A1A1A"/>
-          <w:sz w:val="21"/>
+          <w:sz w:val="22"/>
           <w:szCs w:val="21"/>
         </w:rPr>
         <w:t xml:space="preserve">The remainder 2 goes over 5.</w:t>
@@ -2326,18 +2344,18 @@
           <w:rFonts w:ascii="Avenir Next" w:hAnsi="Avenir Next" w:cs="Avenir Next" w:eastAsia="Avenir Next"/>
           <w:b/>
           <w:color w:val="1A1A1A"/>
+          <w:sz w:val="22"/>
+          <w:szCs w:val="21"/>
+        </w:rPr>
+        <w:t xml:space="preserve">Answer</w:t>
+      </w:r>
+      <w:r>
+        <w:rPr>
+          <w:rFonts w:ascii="Avenir Next" w:hAnsi="Avenir Next" w:cs="Avenir Next" w:eastAsia="Avenir Next"/>
+          <w:color w:val="1A1A1A"/>
           <w:sz w:val="21"/>
           <w:szCs w:val="21"/>
         </w:rPr>
-        <w:t xml:space="preserve">Answer</w:t>
-      </w:r>
-      <w:r>
-        <w:rPr>
-          <w:rFonts w:ascii="Avenir Next" w:hAnsi="Avenir Next" w:cs="Avenir Next" w:eastAsia="Avenir Next"/>
-          <w:color w:val="1A1A1A"/>
-          <w:sz w:val="21"/>
-          <w:szCs w:val="21"/>
-        </w:rPr>
         <w:tab/>
       </w:r>
       <w:r>
@@ -2345,7 +2363,7 @@
           <w:rFonts w:ascii="Avenir Next" w:hAnsi="Avenir Next" w:cs="Avenir Next" w:eastAsia="Avenir Next"/>
           <w:b/>
           <w:color w:val="1A1A1A"/>
-          <w:sz w:val="21"/>
+          <w:sz w:val="22"/>
           <w:szCs w:val="21"/>
         </w:rPr>
         <w:t xml:space="preserve">4 2/5</w:t>
@@ -2353,6 +2371,7 @@
     </w:p>
     <w:p>
       <w:pPr>
+        <w:pStyle w:val="Heading2"/>
         <w:keepNext/>
         <w:pBdr>
           <w:bottom w:val="single" w:sz="8" w:space="3" w:color="003A70"/>
@@ -2368,7 +2387,7 @@
           <w:b/>
           <w:color w:val="003A70"/>
           <w:spacing w:val="14"/>
-          <w:sz w:val="19"/>
+          <w:sz w:val="22"/>
           <w:szCs w:val="19"/>
         </w:rPr>
         <w:t xml:space="preserve">TRY IT WITH HELP</w:t>
@@ -2387,7 +2406,7 @@
           <w:rFonts w:ascii="Avenir Next" w:hAnsi="Avenir Next" w:cs="Avenir Next" w:eastAsia="Avenir Next"/>
           <w:i/>
           <w:color w:val="5A5F66"/>
-          <w:sz w:val="17"/>
+          <w:sz w:val="22"/>
           <w:szCs w:val="17"/>
         </w:rPr>
         <w:t xml:space="preserve">fill in each step</w:t>
@@ -2445,35 +2464,35 @@
           <w:rFonts w:ascii="Avenir Next" w:hAnsi="Avenir Next" w:cs="Avenir Next" w:eastAsia="Avenir Next"/>
           <w:b/>
           <w:color w:val="003A70"/>
+          <w:sz w:val="22"/>
+          <w:szCs w:val="18"/>
+        </w:rPr>
+        <w:t xml:space="preserve">Step 1</w:t>
+      </w:r>
+      <w:r>
+        <w:rPr>
+          <w:rFonts w:ascii="Avenir Next" w:hAnsi="Avenir Next" w:cs="Avenir Next" w:eastAsia="Avenir Next"/>
+          <w:color w:val="1A1A1A"/>
           <w:sz w:val="18"/>
           <w:szCs w:val="18"/>
         </w:rPr>
-        <w:t xml:space="preserve">Step 1</w:t>
-      </w:r>
-      <w:r>
-        <w:rPr>
-          <w:rFonts w:ascii="Avenir Next" w:hAnsi="Avenir Next" w:cs="Avenir Next" w:eastAsia="Avenir Next"/>
-          <w:color w:val="1A1A1A"/>
-          <w:sz w:val="18"/>
-          <w:szCs w:val="18"/>
-        </w:rPr>
         <w:tab/>
       </w:r>
       <w:r>
         <w:rPr>
           <w:rFonts w:ascii="Avenir Next" w:hAnsi="Avenir Next" w:cs="Avenir Next" w:eastAsia="Avenir Next"/>
           <w:color w:val="1A1A1A"/>
+          <w:sz w:val="22"/>
+          <w:szCs w:val="21"/>
+        </w:rPr>
+        <w:t xml:space="preserve">9 ÷ 2 = </w:t>
+      </w:r>
+      <w:r>
+        <w:rPr>
+          <w:rFonts w:ascii="Avenir Next" w:hAnsi="Avenir Next" w:cs="Avenir Next" w:eastAsia="Avenir Next"/>
+          <w:color w:val="1A1A1A"/>
           <w:sz w:val="21"/>
           <w:szCs w:val="21"/>
-        </w:rPr>
-        <w:t xml:space="preserve">9 ÷ 2 = </w:t>
-      </w:r>
-      <w:r>
-        <w:rPr>
-          <w:rFonts w:ascii="Avenir Next" w:hAnsi="Avenir Next" w:cs="Avenir Next" w:eastAsia="Avenir Next"/>
-          <w:color w:val="1A1A1A"/>
-          <w:sz w:val="21"/>
-          <w:szCs w:val="21"/>
           <w:u w:val="single"/>
         </w:rPr>
         <w:t xml:space="preserve">                </w:t>
@@ -2482,7 +2501,7 @@
         <w:rPr>
           <w:rFonts w:ascii="Avenir Next" w:hAnsi="Avenir Next" w:cs="Avenir Next" w:eastAsia="Avenir Next"/>
           <w:color w:val="1A1A1A"/>
-          <w:sz w:val="21"/>
+          <w:sz w:val="22"/>
           <w:szCs w:val="21"/>
         </w:rPr>
         <w:t xml:space="preserve"> R </w:t>
@@ -2512,35 +2531,35 @@
           <w:rFonts w:ascii="Avenir Next" w:hAnsi="Avenir Next" w:cs="Avenir Next" w:eastAsia="Avenir Next"/>
           <w:b/>
           <w:color w:val="003A70"/>
+          <w:sz w:val="22"/>
+          <w:szCs w:val="18"/>
+        </w:rPr>
+        <w:t xml:space="preserve">Step 2</w:t>
+      </w:r>
+      <w:r>
+        <w:rPr>
+          <w:rFonts w:ascii="Avenir Next" w:hAnsi="Avenir Next" w:cs="Avenir Next" w:eastAsia="Avenir Next"/>
+          <w:color w:val="1A1A1A"/>
           <w:sz w:val="18"/>
           <w:szCs w:val="18"/>
         </w:rPr>
-        <w:t xml:space="preserve">Step 2</w:t>
-      </w:r>
-      <w:r>
-        <w:rPr>
-          <w:rFonts w:ascii="Avenir Next" w:hAnsi="Avenir Next" w:cs="Avenir Next" w:eastAsia="Avenir Next"/>
-          <w:color w:val="1A1A1A"/>
-          <w:sz w:val="18"/>
-          <w:szCs w:val="18"/>
-        </w:rPr>
         <w:tab/>
       </w:r>
       <w:r>
         <w:rPr>
           <w:rFonts w:ascii="Avenir Next" w:hAnsi="Avenir Next" w:cs="Avenir Next" w:eastAsia="Avenir Next"/>
           <w:color w:val="1A1A1A"/>
+          <w:sz w:val="22"/>
+          <w:szCs w:val="21"/>
+        </w:rPr>
+        <w:t xml:space="preserve">The whole number is </w:t>
+      </w:r>
+      <w:r>
+        <w:rPr>
+          <w:rFonts w:ascii="Avenir Next" w:hAnsi="Avenir Next" w:cs="Avenir Next" w:eastAsia="Avenir Next"/>
+          <w:color w:val="1A1A1A"/>
           <w:sz w:val="21"/>
           <w:szCs w:val="21"/>
-        </w:rPr>
-        <w:t xml:space="preserve">The whole number is </w:t>
-      </w:r>
-      <w:r>
-        <w:rPr>
-          <w:rFonts w:ascii="Avenir Next" w:hAnsi="Avenir Next" w:cs="Avenir Next" w:eastAsia="Avenir Next"/>
-          <w:color w:val="1A1A1A"/>
-          <w:sz w:val="21"/>
-          <w:szCs w:val="21"/>
           <w:u w:val="single"/>
         </w:rPr>
         <w:t xml:space="preserve">                </w:t>
@@ -2549,7 +2568,7 @@
         <w:rPr>
           <w:rFonts w:ascii="Avenir Next" w:hAnsi="Avenir Next" w:cs="Avenir Next" w:eastAsia="Avenir Next"/>
           <w:color w:val="1A1A1A"/>
-          <w:sz w:val="21"/>
+          <w:sz w:val="22"/>
           <w:szCs w:val="21"/>
         </w:rPr>
         <w:t xml:space="preserve">.</w:t>
@@ -2569,35 +2588,35 @@
           <w:rFonts w:ascii="Avenir Next" w:hAnsi="Avenir Next" w:cs="Avenir Next" w:eastAsia="Avenir Next"/>
           <w:b/>
           <w:color w:val="003A70"/>
+          <w:sz w:val="22"/>
+          <w:szCs w:val="18"/>
+        </w:rPr>
+        <w:t xml:space="preserve">Step 3</w:t>
+      </w:r>
+      <w:r>
+        <w:rPr>
+          <w:rFonts w:ascii="Avenir Next" w:hAnsi="Avenir Next" w:cs="Avenir Next" w:eastAsia="Avenir Next"/>
+          <w:color w:val="1A1A1A"/>
           <w:sz w:val="18"/>
           <w:szCs w:val="18"/>
         </w:rPr>
-        <w:t xml:space="preserve">Step 3</w:t>
-      </w:r>
-      <w:r>
-        <w:rPr>
-          <w:rFonts w:ascii="Avenir Next" w:hAnsi="Avenir Next" w:cs="Avenir Next" w:eastAsia="Avenir Next"/>
-          <w:color w:val="1A1A1A"/>
-          <w:sz w:val="18"/>
-          <w:szCs w:val="18"/>
-        </w:rPr>
         <w:tab/>
       </w:r>
       <w:r>
         <w:rPr>
           <w:rFonts w:ascii="Avenir Next" w:hAnsi="Avenir Next" w:cs="Avenir Next" w:eastAsia="Avenir Next"/>
           <w:color w:val="1A1A1A"/>
+          <w:sz w:val="22"/>
+          <w:szCs w:val="21"/>
+        </w:rPr>
+        <w:t xml:space="preserve">9/2 = 4 </w:t>
+      </w:r>
+      <w:r>
+        <w:rPr>
+          <w:rFonts w:ascii="Avenir Next" w:hAnsi="Avenir Next" w:cs="Avenir Next" w:eastAsia="Avenir Next"/>
+          <w:color w:val="1A1A1A"/>
           <w:sz w:val="21"/>
           <w:szCs w:val="21"/>
-        </w:rPr>
-        <w:t xml:space="preserve">9/2 = 4 </w:t>
-      </w:r>
-      <w:r>
-        <w:rPr>
-          <w:rFonts w:ascii="Avenir Next" w:hAnsi="Avenir Next" w:cs="Avenir Next" w:eastAsia="Avenir Next"/>
-          <w:color w:val="1A1A1A"/>
-          <w:sz w:val="21"/>
-          <w:szCs w:val="21"/>
           <w:u w:val="single"/>
         </w:rPr>
         <w:t xml:space="preserve">                </w:t>
@@ -2606,7 +2625,7 @@
         <w:rPr>
           <w:rFonts w:ascii="Avenir Next" w:hAnsi="Avenir Next" w:cs="Avenir Next" w:eastAsia="Avenir Next"/>
           <w:color w:val="1A1A1A"/>
-          <w:sz w:val="21"/>
+          <w:sz w:val="22"/>
           <w:szCs w:val="21"/>
         </w:rPr>
         <w:t xml:space="preserve">/2</w:t>
@@ -2669,35 +2688,35 @@
           <w:rFonts w:ascii="Avenir Next" w:hAnsi="Avenir Next" w:cs="Avenir Next" w:eastAsia="Avenir Next"/>
           <w:b/>
           <w:color w:val="003A70"/>
+          <w:sz w:val="22"/>
+          <w:szCs w:val="18"/>
+        </w:rPr>
+        <w:t xml:space="preserve">Step 1</w:t>
+      </w:r>
+      <w:r>
+        <w:rPr>
+          <w:rFonts w:ascii="Avenir Next" w:hAnsi="Avenir Next" w:cs="Avenir Next" w:eastAsia="Avenir Next"/>
+          <w:color w:val="1A1A1A"/>
           <w:sz w:val="18"/>
           <w:szCs w:val="18"/>
         </w:rPr>
-        <w:t xml:space="preserve">Step 1</w:t>
-      </w:r>
-      <w:r>
-        <w:rPr>
-          <w:rFonts w:ascii="Avenir Next" w:hAnsi="Avenir Next" w:cs="Avenir Next" w:eastAsia="Avenir Next"/>
-          <w:color w:val="1A1A1A"/>
-          <w:sz w:val="18"/>
-          <w:szCs w:val="18"/>
-        </w:rPr>
         <w:tab/>
       </w:r>
       <w:r>
         <w:rPr>
           <w:rFonts w:ascii="Avenir Next" w:hAnsi="Avenir Next" w:cs="Avenir Next" w:eastAsia="Avenir Next"/>
           <w:color w:val="1A1A1A"/>
+          <w:sz w:val="22"/>
+          <w:szCs w:val="21"/>
+        </w:rPr>
+        <w:t xml:space="preserve">27 ÷ 4 = </w:t>
+      </w:r>
+      <w:r>
+        <w:rPr>
+          <w:rFonts w:ascii="Avenir Next" w:hAnsi="Avenir Next" w:cs="Avenir Next" w:eastAsia="Avenir Next"/>
+          <w:color w:val="1A1A1A"/>
           <w:sz w:val="21"/>
           <w:szCs w:val="21"/>
-        </w:rPr>
-        <w:t xml:space="preserve">27 ÷ 4 = </w:t>
-      </w:r>
-      <w:r>
-        <w:rPr>
-          <w:rFonts w:ascii="Avenir Next" w:hAnsi="Avenir Next" w:cs="Avenir Next" w:eastAsia="Avenir Next"/>
-          <w:color w:val="1A1A1A"/>
-          <w:sz w:val="21"/>
-          <w:szCs w:val="21"/>
           <w:u w:val="single"/>
         </w:rPr>
         <w:t xml:space="preserve">                </w:t>
@@ -2706,7 +2725,7 @@
         <w:rPr>
           <w:rFonts w:ascii="Avenir Next" w:hAnsi="Avenir Next" w:cs="Avenir Next" w:eastAsia="Avenir Next"/>
           <w:color w:val="1A1A1A"/>
-          <w:sz w:val="21"/>
+          <w:sz w:val="22"/>
           <w:szCs w:val="21"/>
         </w:rPr>
         <w:t xml:space="preserve"> R </w:t>
@@ -2736,35 +2755,35 @@
           <w:rFonts w:ascii="Avenir Next" w:hAnsi="Avenir Next" w:cs="Avenir Next" w:eastAsia="Avenir Next"/>
           <w:b/>
           <w:color w:val="003A70"/>
+          <w:sz w:val="22"/>
+          <w:szCs w:val="18"/>
+        </w:rPr>
+        <w:t xml:space="preserve">Step 2</w:t>
+      </w:r>
+      <w:r>
+        <w:rPr>
+          <w:rFonts w:ascii="Avenir Next" w:hAnsi="Avenir Next" w:cs="Avenir Next" w:eastAsia="Avenir Next"/>
+          <w:color w:val="1A1A1A"/>
           <w:sz w:val="18"/>
           <w:szCs w:val="18"/>
         </w:rPr>
-        <w:t xml:space="preserve">Step 2</w:t>
-      </w:r>
-      <w:r>
-        <w:rPr>
-          <w:rFonts w:ascii="Avenir Next" w:hAnsi="Avenir Next" w:cs="Avenir Next" w:eastAsia="Avenir Next"/>
-          <w:color w:val="1A1A1A"/>
-          <w:sz w:val="18"/>
-          <w:szCs w:val="18"/>
-        </w:rPr>
         <w:tab/>
       </w:r>
       <w:r>
         <w:rPr>
           <w:rFonts w:ascii="Avenir Next" w:hAnsi="Avenir Next" w:cs="Avenir Next" w:eastAsia="Avenir Next"/>
           <w:color w:val="1A1A1A"/>
+          <w:sz w:val="22"/>
+          <w:szCs w:val="21"/>
+        </w:rPr>
+        <w:t xml:space="preserve">The whole number is </w:t>
+      </w:r>
+      <w:r>
+        <w:rPr>
+          <w:rFonts w:ascii="Avenir Next" w:hAnsi="Avenir Next" w:cs="Avenir Next" w:eastAsia="Avenir Next"/>
+          <w:color w:val="1A1A1A"/>
           <w:sz w:val="21"/>
           <w:szCs w:val="21"/>
-        </w:rPr>
-        <w:t xml:space="preserve">The whole number is </w:t>
-      </w:r>
-      <w:r>
-        <w:rPr>
-          <w:rFonts w:ascii="Avenir Next" w:hAnsi="Avenir Next" w:cs="Avenir Next" w:eastAsia="Avenir Next"/>
-          <w:color w:val="1A1A1A"/>
-          <w:sz w:val="21"/>
-          <w:szCs w:val="21"/>
           <w:u w:val="single"/>
         </w:rPr>
         <w:t xml:space="preserve">                </w:t>
@@ -2773,7 +2792,7 @@
         <w:rPr>
           <w:rFonts w:ascii="Avenir Next" w:hAnsi="Avenir Next" w:cs="Avenir Next" w:eastAsia="Avenir Next"/>
           <w:color w:val="1A1A1A"/>
-          <w:sz w:val="21"/>
+          <w:sz w:val="22"/>
           <w:szCs w:val="21"/>
         </w:rPr>
         <w:t xml:space="preserve">.</w:t>
@@ -2793,28 +2812,38 @@
           <w:rFonts w:ascii="Avenir Next" w:hAnsi="Avenir Next" w:cs="Avenir Next" w:eastAsia="Avenir Next"/>
           <w:b/>
           <w:color w:val="003A70"/>
+          <w:sz w:val="22"/>
+          <w:szCs w:val="18"/>
+        </w:rPr>
+        <w:t xml:space="preserve">Step 3</w:t>
+      </w:r>
+      <w:r>
+        <w:rPr>
+          <w:rFonts w:ascii="Avenir Next" w:hAnsi="Avenir Next" w:cs="Avenir Next" w:eastAsia="Avenir Next"/>
+          <w:color w:val="1A1A1A"/>
           <w:sz w:val="18"/>
           <w:szCs w:val="18"/>
         </w:rPr>
-        <w:t xml:space="preserve">Step 3</w:t>
-      </w:r>
-      <w:r>
-        <w:rPr>
-          <w:rFonts w:ascii="Avenir Next" w:hAnsi="Avenir Next" w:cs="Avenir Next" w:eastAsia="Avenir Next"/>
-          <w:color w:val="1A1A1A"/>
-          <w:sz w:val="18"/>
-          <w:szCs w:val="18"/>
-        </w:rPr>
         <w:tab/>
       </w:r>
       <w:r>
         <w:rPr>
           <w:rFonts w:ascii="Avenir Next" w:hAnsi="Avenir Next" w:cs="Avenir Next" w:eastAsia="Avenir Next"/>
           <w:color w:val="1A1A1A"/>
+          <w:sz w:val="22"/>
+          <w:szCs w:val="21"/>
+        </w:rPr>
+        <w:t xml:space="preserve">27/4 = </w:t>
+      </w:r>
+      <w:r>
+        <w:rPr>
+          <w:rFonts w:ascii="Avenir Next" w:hAnsi="Avenir Next" w:cs="Avenir Next" w:eastAsia="Avenir Next"/>
+          <w:color w:val="1A1A1A"/>
           <w:sz w:val="21"/>
           <w:szCs w:val="21"/>
-        </w:rPr>
-        <w:t xml:space="preserve">27/4 = </w:t>
+          <w:u w:val="single"/>
+        </w:rPr>
+        <w:t xml:space="preserve">                </w:t>
       </w:r>
       <w:r>
         <w:rPr>
@@ -2822,6 +2851,15 @@
           <w:color w:val="1A1A1A"/>
           <w:sz w:val="21"/>
           <w:szCs w:val="21"/>
+        </w:rPr>
+        <w:t xml:space="preserve"> </w:t>
+      </w:r>
+      <w:r>
+        <w:rPr>
+          <w:rFonts w:ascii="Avenir Next" w:hAnsi="Avenir Next" w:cs="Avenir Next" w:eastAsia="Avenir Next"/>
+          <w:color w:val="1A1A1A"/>
+          <w:sz w:val="21"/>
+          <w:szCs w:val="21"/>
           <w:u w:val="single"/>
         </w:rPr>
         <w:t xml:space="preserve">                </w:t>
@@ -2830,26 +2868,7 @@
         <w:rPr>
           <w:rFonts w:ascii="Avenir Next" w:hAnsi="Avenir Next" w:cs="Avenir Next" w:eastAsia="Avenir Next"/>
           <w:color w:val="1A1A1A"/>
-          <w:sz w:val="21"/>
-          <w:szCs w:val="21"/>
-        </w:rPr>
-        <w:t xml:space="preserve"> </w:t>
-      </w:r>
-      <w:r>
-        <w:rPr>
-          <w:rFonts w:ascii="Avenir Next" w:hAnsi="Avenir Next" w:cs="Avenir Next" w:eastAsia="Avenir Next"/>
-          <w:color w:val="1A1A1A"/>
-          <w:sz w:val="21"/>
-          <w:szCs w:val="21"/>
-          <w:u w:val="single"/>
-        </w:rPr>
-        <w:t xml:space="preserve">                </w:t>
-      </w:r>
-      <w:r>
-        <w:rPr>
-          <w:rFonts w:ascii="Avenir Next" w:hAnsi="Avenir Next" w:cs="Avenir Next" w:eastAsia="Avenir Next"/>
-          <w:color w:val="1A1A1A"/>
-          <w:sz w:val="21"/>
+          <w:sz w:val="22"/>
           <w:szCs w:val="21"/>
         </w:rPr>
         <w:t xml:space="preserve">/4</w:t>
@@ -2862,6 +2881,7 @@
     </w:p>
     <w:p>
       <w:pPr>
+        <w:pStyle w:val="Heading2"/>
         <w:keepNext/>
         <w:pBdr>
           <w:bottom w:val="single" w:sz="8" w:space="3" w:color="003A70"/>
@@ -2877,7 +2897,7 @@
           <w:b/>
           <w:color w:val="003A70"/>
           <w:spacing w:val="14"/>
-          <w:sz w:val="19"/>
+          <w:sz w:val="22"/>
           <w:szCs w:val="19"/>
         </w:rPr>
         <w:t xml:space="preserve">YOUR TURN</w:t>
@@ -2896,7 +2916,7 @@
           <w:rFonts w:ascii="Avenir Next" w:hAnsi="Avenir Next" w:cs="Avenir Next" w:eastAsia="Avenir Next"/>
           <w:i/>
           <w:color w:val="5A5F66"/>
-          <w:sz w:val="17"/>
+          <w:sz w:val="22"/>
           <w:szCs w:val="17"/>
         </w:rPr>
         <w:t xml:space="preserve">use the steps on your own</w:t>
@@ -3405,6 +3425,7 @@
     </w:p>
     <w:p>
       <w:pPr>
+        <w:pStyle w:val="Heading2"/>
         <w:keepNext/>
         <w:pBdr>
           <w:bottom w:val="single" w:sz="8" w:space="3" w:color="003A70"/>
@@ -3420,7 +3441,7 @@
           <w:b/>
           <w:color w:val="003A70"/>
           <w:spacing w:val="14"/>
-          <w:sz w:val="19"/>
+          <w:sz w:val="22"/>
           <w:szCs w:val="19"/>
         </w:rPr>
         <w:t xml:space="preserve">READY CHECK</w:t>
@@ -3439,7 +3460,7 @@
           <w:rFonts w:ascii="Avenir Next" w:hAnsi="Avenir Next" w:cs="Avenir Next" w:eastAsia="Avenir Next"/>
           <w:i/>
           <w:color w:val="5A5F66"/>
-          <w:sz w:val="17"/>
+          <w:sz w:val="22"/>
           <w:szCs w:val="17"/>
         </w:rPr>
         <w:t xml:space="preserve">a problem like the one in today’s lesson</w:t>
@@ -3571,25 +3592,25 @@
                       <w:rFonts w:ascii="Avenir Next" w:hAnsi="Avenir Next" w:cs="Avenir Next" w:eastAsia="Avenir Next"/>
                       <w:b/>
                       <w:color w:val="003A70"/>
+                      <w:sz w:val="22"/>
+                      <w:szCs w:val="21"/>
+                    </w:rPr>
+                    <w:t xml:space="preserve">A</w:t>
+                  </w:r>
+                  <w:r>
+                    <w:rPr>
+                      <w:rFonts w:ascii="Avenir Next" w:hAnsi="Avenir Next" w:cs="Avenir Next" w:eastAsia="Avenir Next"/>
+                      <w:color w:val="1A1A1A"/>
                       <w:sz w:val="21"/>
                       <w:szCs w:val="21"/>
                     </w:rPr>
-                    <w:t xml:space="preserve">A</w:t>
-                  </w:r>
-                  <w:r>
-                    <w:rPr>
-                      <w:rFonts w:ascii="Avenir Next" w:hAnsi="Avenir Next" w:cs="Avenir Next" w:eastAsia="Avenir Next"/>
-                      <w:color w:val="1A1A1A"/>
-                      <w:sz w:val="21"/>
-                      <w:szCs w:val="21"/>
-                    </w:rPr>
                     <w:tab/>
                   </w:r>
                   <w:r>
                     <w:rPr>
                       <w:rFonts w:ascii="Avenir Next" w:hAnsi="Avenir Next" w:cs="Avenir Next" w:eastAsia="Avenir Next"/>
                       <w:color w:val="1A1A1A"/>
-                      <w:sz w:val="21"/>
+                      <w:sz w:val="22"/>
                       <w:szCs w:val="21"/>
                     </w:rPr>
                     <w:t xml:space="preserve">3 1/2</w:t>
@@ -3614,25 +3635,25 @@
                       <w:rFonts w:ascii="Avenir Next" w:hAnsi="Avenir Next" w:cs="Avenir Next" w:eastAsia="Avenir Next"/>
                       <w:b/>
                       <w:color w:val="003A70"/>
+                      <w:sz w:val="22"/>
+                      <w:szCs w:val="21"/>
+                    </w:rPr>
+                    <w:t xml:space="preserve">B</w:t>
+                  </w:r>
+                  <w:r>
+                    <w:rPr>
+                      <w:rFonts w:ascii="Avenir Next" w:hAnsi="Avenir Next" w:cs="Avenir Next" w:eastAsia="Avenir Next"/>
+                      <w:color w:val="1A1A1A"/>
                       <w:sz w:val="21"/>
                       <w:szCs w:val="21"/>
                     </w:rPr>
-                    <w:t xml:space="preserve">B</w:t>
-                  </w:r>
-                  <w:r>
-                    <w:rPr>
-                      <w:rFonts w:ascii="Avenir Next" w:hAnsi="Avenir Next" w:cs="Avenir Next" w:eastAsia="Avenir Next"/>
-                      <w:color w:val="1A1A1A"/>
-                      <w:sz w:val="21"/>
-                      <w:szCs w:val="21"/>
-                    </w:rPr>
                     <w:tab/>
                   </w:r>
                   <w:r>
                     <w:rPr>
                       <w:rFonts w:ascii="Avenir Next" w:hAnsi="Avenir Next" w:cs="Avenir Next" w:eastAsia="Avenir Next"/>
                       <w:color w:val="1A1A1A"/>
-                      <w:sz w:val="21"/>
+                      <w:sz w:val="22"/>
                       <w:szCs w:val="21"/>
                     </w:rPr>
                     <w:t xml:space="preserve">7 1/2</w:t>
@@ -3657,25 +3678,25 @@
                       <w:rFonts w:ascii="Avenir Next" w:hAnsi="Avenir Next" w:cs="Avenir Next" w:eastAsia="Avenir Next"/>
                       <w:b/>
                       <w:color w:val="003A70"/>
+                      <w:sz w:val="22"/>
+                      <w:szCs w:val="21"/>
+                    </w:rPr>
+                    <w:t xml:space="preserve">C</w:t>
+                  </w:r>
+                  <w:r>
+                    <w:rPr>
+                      <w:rFonts w:ascii="Avenir Next" w:hAnsi="Avenir Next" w:cs="Avenir Next" w:eastAsia="Avenir Next"/>
+                      <w:color w:val="1A1A1A"/>
                       <w:sz w:val="21"/>
                       <w:szCs w:val="21"/>
                     </w:rPr>
-                    <w:t xml:space="preserve">C</w:t>
-                  </w:r>
-                  <w:r>
-                    <w:rPr>
-                      <w:rFonts w:ascii="Avenir Next" w:hAnsi="Avenir Next" w:cs="Avenir Next" w:eastAsia="Avenir Next"/>
-                      <w:color w:val="1A1A1A"/>
-                      <w:sz w:val="21"/>
-                      <w:szCs w:val="21"/>
-                    </w:rPr>
                     <w:tab/>
                   </w:r>
                   <w:r>
                     <w:rPr>
                       <w:rFonts w:ascii="Avenir Next" w:hAnsi="Avenir Next" w:cs="Avenir Next" w:eastAsia="Avenir Next"/>
                       <w:color w:val="1A1A1A"/>
-                      <w:sz w:val="21"/>
+                      <w:sz w:val="22"/>
                       <w:szCs w:val="21"/>
                     </w:rPr>
                     <w:t xml:space="preserve">3 1/7</w:t>
@@ -3700,25 +3721,25 @@
                       <w:rFonts w:ascii="Avenir Next" w:hAnsi="Avenir Next" w:cs="Avenir Next" w:eastAsia="Avenir Next"/>
                       <w:b/>
                       <w:color w:val="003A70"/>
+                      <w:sz w:val="22"/>
+                      <w:szCs w:val="21"/>
+                    </w:rPr>
+                    <w:t xml:space="preserve">D</w:t>
+                  </w:r>
+                  <w:r>
+                    <w:rPr>
+                      <w:rFonts w:ascii="Avenir Next" w:hAnsi="Avenir Next" w:cs="Avenir Next" w:eastAsia="Avenir Next"/>
+                      <w:color w:val="1A1A1A"/>
                       <w:sz w:val="21"/>
                       <w:szCs w:val="21"/>
                     </w:rPr>
-                    <w:t xml:space="preserve">D</w:t>
-                  </w:r>
-                  <w:r>
-                    <w:rPr>
-                      <w:rFonts w:ascii="Avenir Next" w:hAnsi="Avenir Next" w:cs="Avenir Next" w:eastAsia="Avenir Next"/>
-                      <w:color w:val="1A1A1A"/>
-                      <w:sz w:val="21"/>
-                      <w:szCs w:val="21"/>
-                    </w:rPr>
                     <w:tab/>
                   </w:r>
                   <w:r>
                     <w:rPr>
                       <w:rFonts w:ascii="Avenir Next" w:hAnsi="Avenir Next" w:cs="Avenir Next" w:eastAsia="Avenir Next"/>
                       <w:color w:val="1A1A1A"/>
-                      <w:sz w:val="21"/>
+                      <w:sz w:val="22"/>
                       <w:szCs w:val="21"/>
                     </w:rPr>
                     <w:t xml:space="preserve">2 1/2</w:t>
@@ -3767,19 +3788,42 @@
         <w:tblLook w:val="0000" w:firstRow="0" w:lastRow="0" w:firstColumn="0" w:lastColumn="0" w:noHBand="1" w:noVBand="1"/>
       </w:tblPr>
       <w:tblGrid>
-        <w:gridCol w:w="2000"/>
-        <w:gridCol w:w="2300"/>
-        <w:gridCol w:w="2100"/>
-        <w:gridCol w:w="3104"/>
+        <w:gridCol w:w="1750"/>
+        <w:gridCol w:w="2500"/>
+        <w:gridCol w:w="2200"/>
+        <w:gridCol w:w="3054"/>
       </w:tblGrid>
       <w:tr>
         <w:trPr>
           <w:cantSplit/>
-          <w:trHeight w:val="320" w:hRule="atLeast"/>
+          <w:trHeight w:val="300" w:hRule="atLeast"/>
         </w:trPr>
         <w:tc>
           <w:tcPr>
-            <w:tcW w:w="2000" w:type="dxa"/>
+            <w:tcW w:w="1750" w:type="dxa"/>
+            <w:vAlign w:val="center"/>
+          </w:tcPr>
+          <w:p>
+            <w:pPr>
+              <w:pStyle w:val="Heading2"/>
+              <w:spacing w:before="0" w:after="0" w:line="240" w:lineRule="auto"/>
+            </w:pPr>
+            <w:r>
+              <w:rPr>
+                <w:rFonts w:ascii="Avenir Next" w:hAnsi="Avenir Next" w:cs="Avenir Next" w:eastAsia="Avenir Next"/>
+                <w:b/>
+                <w:color w:val="003A70"/>
+                <w:spacing w:val="12"/>
+                <w:sz w:val="15"/>
+                <w:szCs w:val="15"/>
+              </w:rPr>
+              <w:t xml:space="preserve">CHECK YOURSELF</w:t>
+            </w:r>
+          </w:p>
+        </w:tc>
+        <w:tc>
+          <w:tcPr>
+            <w:tcW w:w="2500" w:type="dxa"/>
             <w:vAlign w:val="center"/>
           </w:tcPr>
           <w:p>
@@ -3788,20 +3832,27 @@
             </w:pPr>
             <w:r>
               <w:rPr>
-                <w:rFonts w:ascii="Avenir Next" w:hAnsi="Avenir Next" w:cs="Avenir Next" w:eastAsia="Avenir Next"/>
-                <w:b/>
-                <w:color w:val="003A70"/>
-                <w:spacing w:val="12"/>
-                <w:sz w:val="15"/>
-                <w:szCs w:val="15"/>
-              </w:rPr>
-              <w:t xml:space="preserve">CHECK YOURSELF</w:t>
+                <w:rFonts w:ascii="Arial" w:hAnsi="Arial" w:cs="Arial" w:eastAsia="Arial"/>
+                <w:color w:val="1A1A1A"/>
+                <w:sz w:val="20"/>
+                <w:szCs w:val="20"/>
+              </w:rPr>
+              <w:t xml:space="preserve">□</w:t>
+            </w:r>
+            <w:r>
+              <w:rPr>
+                <w:rFonts w:ascii="Avenir Next" w:hAnsi="Avenir Next" w:cs="Avenir Next" w:eastAsia="Avenir Next"/>
+                <w:color w:val="1A1A1A"/>
+                <w:sz w:val="17"/>
+                <w:szCs w:val="17"/>
+              </w:rPr>
+              <w:t xml:space="preserve">  I can do this on my own</w:t>
             </w:r>
           </w:p>
         </w:tc>
         <w:tc>
           <w:tcPr>
-            <w:tcW w:w="2300" w:type="dxa"/>
+            <w:tcW w:w="2200" w:type="dxa"/>
             <w:vAlign w:val="center"/>
           </w:tcPr>
           <w:p>
@@ -3812,8 +3863,8 @@
               <w:rPr>
                 <w:rFonts w:ascii="Arial" w:hAnsi="Arial" w:cs="Arial" w:eastAsia="Arial"/>
                 <w:color w:val="1A1A1A"/>
-                <w:sz w:val="24"/>
-                <w:szCs w:val="24"/>
+                <w:sz w:val="20"/>
+                <w:szCs w:val="20"/>
               </w:rPr>
               <w:t xml:space="preserve">□</w:t>
             </w:r>
@@ -3824,13 +3875,13 @@
                 <w:sz w:val="17"/>
                 <w:szCs w:val="17"/>
               </w:rPr>
-              <w:t xml:space="preserve">  I can do this on my own</w:t>
+              <w:t xml:space="preserve">  I need a little help</w:t>
             </w:r>
           </w:p>
         </w:tc>
         <w:tc>
           <w:tcPr>
-            <w:tcW w:w="2100" w:type="dxa"/>
+            <w:tcW w:w="3054" w:type="dxa"/>
             <w:vAlign w:val="center"/>
           </w:tcPr>
           <w:p>
@@ -3841,37 +3892,8 @@
               <w:rPr>
                 <w:rFonts w:ascii="Arial" w:hAnsi="Arial" w:cs="Arial" w:eastAsia="Arial"/>
                 <w:color w:val="1A1A1A"/>
-                <w:sz w:val="24"/>
-                <w:szCs w:val="24"/>
-              </w:rPr>
-              <w:t xml:space="preserve">□</w:t>
-            </w:r>
-            <w:r>
-              <w:rPr>
-                <w:rFonts w:ascii="Avenir Next" w:hAnsi="Avenir Next" w:cs="Avenir Next" w:eastAsia="Avenir Next"/>
-                <w:color w:val="1A1A1A"/>
-                <w:sz w:val="17"/>
-                <w:szCs w:val="17"/>
-              </w:rPr>
-              <w:t xml:space="preserve">  I need a little help</w:t>
-            </w:r>
-          </w:p>
-        </w:tc>
-        <w:tc>
-          <w:tcPr>
-            <w:tcW w:w="3104" w:type="dxa"/>
-            <w:vAlign w:val="center"/>
-          </w:tcPr>
-          <w:p>
-            <w:pPr>
-              <w:spacing w:before="0" w:after="0" w:line="240" w:lineRule="auto"/>
-            </w:pPr>
-            <w:r>
-              <w:rPr>
-                <w:rFonts w:ascii="Arial" w:hAnsi="Arial" w:cs="Arial" w:eastAsia="Arial"/>
-                <w:color w:val="1A1A1A"/>
-                <w:sz w:val="24"/>
-                <w:szCs w:val="24"/>
+                <w:sz w:val="20"/>
+                <w:szCs w:val="20"/>
               </w:rPr>
               <w:t xml:space="preserve">□</w:t>
             </w:r>
@@ -3906,7 +3928,7 @@
     <w:sectPr>
       <w:footerReference w:type="default" r:id="rIdFooter1"/>
       <w:pgSz w:w="12240" w:h="15840"/>
-      <w:pgMar w:top="893" w:right="1224" w:bottom="835" w:left="1512" w:header="432" w:footer="432" w:gutter="0"/>
+      <w:pgMar w:top="780" w:right="1224" w:bottom="760" w:left="1512" w:header="432" w:footer="432" w:gutter="0"/>
       <w:cols w:space="720"/>
     </w:sectPr>
   </w:body>
@@ -3986,7 +4008,106 @@
               <w:sz w:val="15"/>
               <w:szCs w:val="15"/>
             </w:rPr>
-            <w:t xml:space="preserve">Lesson 6-2  ·  Session 2  ·  Prerequisite Practice A</w:t>
+            <w:t xml:space="preserve">6-2 · Page </w:t>
+          </w:r>
+          <w:r>
+            <w:rPr>
+              <w:rFonts w:ascii="Avenir Next" w:hAnsi="Avenir Next" w:cs="Avenir Next" w:eastAsia="Avenir Next"/>
+              <w:color w:val="5A5F66"/>
+              <w:sz w:val="15"/>
+              <w:szCs w:val="15"/>
+            </w:rPr>
+            <w:fldChar w:fldCharType="begin"/>
+          </w:r>
+          <w:r>
+            <w:rPr>
+              <w:rFonts w:ascii="Avenir Next" w:hAnsi="Avenir Next" w:cs="Avenir Next" w:eastAsia="Avenir Next"/>
+              <w:color w:val="5A5F66"/>
+              <w:sz w:val="15"/>
+              <w:szCs w:val="15"/>
+            </w:rPr>
+            <w:instrText xml:space="preserve"> PAGE </w:instrText>
+          </w:r>
+          <w:r>
+            <w:rPr>
+              <w:rFonts w:ascii="Avenir Next" w:hAnsi="Avenir Next" w:cs="Avenir Next" w:eastAsia="Avenir Next"/>
+              <w:color w:val="5A5F66"/>
+              <w:sz w:val="15"/>
+              <w:szCs w:val="15"/>
+            </w:rPr>
+            <w:fldChar w:fldCharType="separate"/>
+          </w:r>
+          <w:r>
+            <w:rPr>
+              <w:rFonts w:ascii="Avenir Next" w:hAnsi="Avenir Next" w:cs="Avenir Next" w:eastAsia="Avenir Next"/>
+              <w:color w:val="5A5F66"/>
+              <w:sz w:val="15"/>
+              <w:szCs w:val="15"/>
+            </w:rPr>
+            <w:t xml:space="preserve">1</w:t>
+          </w:r>
+          <w:r>
+            <w:rPr>
+              <w:rFonts w:ascii="Avenir Next" w:hAnsi="Avenir Next" w:cs="Avenir Next" w:eastAsia="Avenir Next"/>
+              <w:color w:val="5A5F66"/>
+              <w:sz w:val="15"/>
+              <w:szCs w:val="15"/>
+            </w:rPr>
+            <w:fldChar w:fldCharType="end"/>
+          </w:r>
+          <w:r>
+            <w:rPr>
+              <w:rFonts w:ascii="Avenir Next" w:hAnsi="Avenir Next" w:cs="Avenir Next" w:eastAsia="Avenir Next"/>
+              <w:color w:val="5A5F66"/>
+              <w:sz w:val="15"/>
+              <w:szCs w:val="15"/>
+            </w:rPr>
+            <w:t xml:space="preserve"> of </w:t>
+          </w:r>
+          <w:r>
+            <w:rPr>
+              <w:rFonts w:ascii="Avenir Next" w:hAnsi="Avenir Next" w:cs="Avenir Next" w:eastAsia="Avenir Next"/>
+              <w:color w:val="5A5F66"/>
+              <w:sz w:val="15"/>
+              <w:szCs w:val="15"/>
+            </w:rPr>
+            <w:fldChar w:fldCharType="begin"/>
+          </w:r>
+          <w:r>
+            <w:rPr>
+              <w:rFonts w:ascii="Avenir Next" w:hAnsi="Avenir Next" w:cs="Avenir Next" w:eastAsia="Avenir Next"/>
+              <w:color w:val="5A5F66"/>
+              <w:sz w:val="15"/>
+              <w:szCs w:val="15"/>
+            </w:rPr>
+            <w:instrText xml:space="preserve"> NUMPAGES </w:instrText>
+          </w:r>
+          <w:r>
+            <w:rPr>
+              <w:rFonts w:ascii="Avenir Next" w:hAnsi="Avenir Next" w:cs="Avenir Next" w:eastAsia="Avenir Next"/>
+              <w:color w:val="5A5F66"/>
+              <w:sz w:val="15"/>
+              <w:szCs w:val="15"/>
+            </w:rPr>
+            <w:fldChar w:fldCharType="separate"/>
+          </w:r>
+          <w:r>
+            <w:rPr>
+              <w:rFonts w:ascii="Avenir Next" w:hAnsi="Avenir Next" w:cs="Avenir Next" w:eastAsia="Avenir Next"/>
+              <w:color w:val="5A5F66"/>
+              <w:sz w:val="15"/>
+              <w:szCs w:val="15"/>
+            </w:rPr>
+            <w:t xml:space="preserve">1</w:t>
+          </w:r>
+          <w:r>
+            <w:rPr>
+              <w:rFonts w:ascii="Avenir Next" w:hAnsi="Avenir Next" w:cs="Avenir Next" w:eastAsia="Avenir Next"/>
+              <w:color w:val="5A5F66"/>
+              <w:sz w:val="15"/>
+              <w:szCs w:val="15"/>
+            </w:rPr>
+            <w:fldChar w:fldCharType="end"/>
           </w:r>
         </w:p>
       </w:tc>
@@ -4029,5 +4150,23 @@
       </w:tblCellMar>
     </w:tblPr>
   </w:style>
+  <w:style w:type="paragraph" w:styleId="Heading1">
+    <w:name w:val="heading 1"/>
+    <w:basedOn w:val="Normal"/>
+    <w:pPr>
+      <w:outlineLvl w:val="0"/>
+      <w:keepNext w:val="0"/>
+      <w:keepLines w:val="0"/>
+    </w:pPr>
+  </w:style>
+  <w:style w:type="paragraph" w:styleId="Heading2">
+    <w:name w:val="heading 2"/>
+    <w:basedOn w:val="Normal"/>
+    <w:pPr>
+      <w:outlineLvl w:val="1"/>
+      <w:keepNext w:val="0"/>
+      <w:keepLines w:val="0"/>
+    </w:pPr>
+  </w:style>
 </w:styles>
 </file>